--- a/GROUP 12 GITHUB LINKS.docx
+++ b/GROUP 12 GITHUB LINKS.docx
@@ -666,7 +666,7 @@
                   <w:sz w:val="32"/>
                   <w:szCs w:val="32"/>
                 </w:rPr>
-                <w:t>https://github.com/group-12-account/Assignment_1_GROUP12</w:t>
+                <w:t>https://github.com/group-12-account/Matlab_image_analysis_leaves</w:t>
               </w:r>
             </w:hyperlink>
           </w:p>
